--- a/Notice for Food Delivery.docx
+++ b/Notice for Food Delivery.docx
@@ -93,8 +93,6 @@
         <w:ind w:firstLine="720" w:firstLineChars="0"/>
         <w:rPr>
           <w:rFonts w:hint="default"/>
-          <w:b/>
-          <w:bCs/>
           <w:lang w:val="en-US"/>
         </w:rPr>
       </w:pPr>
@@ -111,72 +109,19 @@
         <w:numPr>
           <w:numId w:val="0"/>
         </w:numPr>
-        <w:rPr>
-          <w:rFonts w:hint="default"/>
-          <w:lang w:val="en-US"/>
-        </w:rPr>
-      </w:pPr>
-    </w:p>
-    <w:p>
-      <w:pPr>
-        <w:numPr>
-          <w:numId w:val="0"/>
-        </w:numPr>
-        <w:rPr>
-          <w:rFonts w:hint="default"/>
-          <w:lang w:val="en-US"/>
-        </w:rPr>
-      </w:pPr>
-    </w:p>
-    <w:p>
-      <w:pPr>
-        <w:numPr>
-          <w:numId w:val="0"/>
-        </w:numPr>
-        <w:rPr>
-          <w:rFonts w:hint="default"/>
-          <w:lang w:val="en-US"/>
-        </w:rPr>
-      </w:pPr>
-    </w:p>
-    <w:p>
-      <w:pPr>
-        <w:numPr>
-          <w:numId w:val="0"/>
-        </w:numPr>
-        <w:rPr>
-          <w:rFonts w:hint="default"/>
-          <w:lang w:val="en-US"/>
-        </w:rPr>
-      </w:pPr>
-    </w:p>
-    <w:p>
-      <w:pPr>
-        <w:numPr>
-          <w:numId w:val="0"/>
-        </w:numPr>
-        <w:rPr>
-          <w:rFonts w:hint="default"/>
-          <w:lang w:val="en-US"/>
-        </w:rPr>
-      </w:pPr>
-    </w:p>
-    <w:p>
-      <w:pPr>
-        <w:numPr>
-          <w:numId w:val="0"/>
-        </w:numPr>
-        <w:rPr>
-          <w:rFonts w:hint="default"/>
-          <w:lang w:val="en-US"/>
-        </w:rPr>
-      </w:pPr>
-    </w:p>
-    <w:p>
-      <w:pPr>
-        <w:numPr>
-          <w:numId w:val="0"/>
-        </w:numPr>
+        <w:ind w:firstLine="720" w:firstLineChars="0"/>
+        <w:rPr>
+          <w:rFonts w:hint="default"/>
+          <w:lang w:val="en-US"/>
+        </w:rPr>
+      </w:pPr>
+    </w:p>
+    <w:p>
+      <w:pPr>
+        <w:numPr>
+          <w:numId w:val="0"/>
+        </w:numPr>
+        <w:ind w:firstLine="720" w:firstLineChars="0"/>
         <w:rPr>
           <w:rFonts w:hint="default"/>
           <w:lang w:val="en-US"/>
@@ -191,22 +136,41 @@
         <w:pBdr>
           <w:bottom w:val="single" w:color="auto" w:sz="4" w:space="0"/>
         </w:pBdr>
-        <w:rPr>
-          <w:rFonts w:hint="default"/>
-          <w:lang w:val="en-US"/>
-        </w:rPr>
-      </w:pPr>
-    </w:p>
-    <w:p>
-      <w:pPr>
-        <w:numPr>
-          <w:numId w:val="0"/>
-        </w:numPr>
-        <w:rPr>
-          <w:rFonts w:hint="default"/>
-          <w:lang w:val="en-US"/>
-        </w:rPr>
-      </w:pPr>
+        <w:ind w:firstLine="720" w:firstLineChars="0"/>
+        <w:rPr>
+          <w:rFonts w:hint="default"/>
+          <w:lang w:val="en-US"/>
+        </w:rPr>
+      </w:pPr>
+    </w:p>
+    <w:p>
+      <w:pPr>
+        <w:numPr>
+          <w:numId w:val="0"/>
+        </w:numPr>
+        <w:rPr>
+          <w:rFonts w:hint="default"/>
+          <w:lang w:val="en-US"/>
+        </w:rPr>
+      </w:pPr>
+    </w:p>
+    <w:p>
+      <w:pPr>
+        <w:numPr>
+          <w:numId w:val="0"/>
+        </w:numPr>
+        <w:rPr>
+          <w:rFonts w:hint="default"/>
+          <w:lang w:val="en-US"/>
+        </w:rPr>
+      </w:pPr>
+      <w:r>
+        <w:rPr>
+          <w:rFonts w:hint="default"/>
+          <w:lang w:val="en-US"/>
+        </w:rPr>
+        <w:t>- Valueate User stories:</w:t>
+      </w:r>
     </w:p>
     <w:p>
       <w:pPr>
@@ -224,7 +188,7 @@
           <w:rFonts w:hint="default"/>
           <w:lang w:val="en-US"/>
         </w:rPr>
-        <w:t xml:space="preserve">Determine what features have to implement for MVP </w:t>
+        <w:t>Rarely use some quality attributes such as: Flexibility, Maintainability, Reusability, Manageability,  Supportability</w:t>
       </w:r>
     </w:p>
     <w:p>
@@ -233,326 +197,86 @@
           <w:ilvl w:val="0"/>
           <w:numId w:val="2"/>
         </w:numPr>
-        <w:ind w:left="0" w:leftChars="0" w:firstLine="0" w:firstLineChars="0"/>
-        <w:rPr>
-          <w:rFonts w:hint="default"/>
-          <w:lang w:val="en-US"/>
-        </w:rPr>
-      </w:pPr>
-      <w:r>
-        <w:rPr>
-          <w:rFonts w:hint="default"/>
-          <w:lang w:val="en-US"/>
-        </w:rPr>
-        <w:t>Activity diagram</w:t>
-      </w:r>
-    </w:p>
-    <w:p>
-      <w:pPr>
-        <w:numPr>
-          <w:ilvl w:val="0"/>
-          <w:numId w:val="2"/>
-        </w:numPr>
-        <w:rPr>
-          <w:rFonts w:hint="default"/>
-          <w:lang w:val="en-US"/>
-        </w:rPr>
-      </w:pPr>
-      <w:r>
-        <w:rPr>
-          <w:rFonts w:hint="default"/>
-          <w:lang w:val="en-US"/>
-        </w:rPr>
-        <w:t>Data model</w:t>
-      </w:r>
-    </w:p>
-    <w:p>
-      <w:pPr>
-        <w:numPr>
-          <w:ilvl w:val="0"/>
-          <w:numId w:val="2"/>
-        </w:numPr>
-        <w:rPr>
-          <w:rFonts w:hint="default"/>
-          <w:lang w:val="en-US"/>
-        </w:rPr>
-      </w:pPr>
-      <w:r>
-        <w:rPr>
-          <w:rFonts w:hint="default"/>
-          <w:lang w:val="en-US"/>
-        </w:rPr>
-        <w:t>API contract</w:t>
-      </w:r>
-    </w:p>
-    <w:p>
-      <w:pPr>
-        <w:numPr>
-          <w:ilvl w:val="0"/>
-          <w:numId w:val="0"/>
-        </w:numPr>
-        <w:rPr>
-          <w:rFonts w:hint="default"/>
-          <w:lang w:val="en-US"/>
-        </w:rPr>
-      </w:pPr>
-    </w:p>
-    <w:p>
-      <w:pPr>
-        <w:numPr>
-          <w:ilvl w:val="0"/>
-          <w:numId w:val="0"/>
-        </w:numPr>
-        <w:rPr>
-          <w:rFonts w:hint="default"/>
-          <w:lang w:val="en-US"/>
-        </w:rPr>
-      </w:pPr>
-    </w:p>
-    <w:p>
-      <w:pPr>
-        <w:numPr>
-          <w:ilvl w:val="0"/>
-          <w:numId w:val="0"/>
-        </w:numPr>
-        <w:rPr>
-          <w:rFonts w:hint="default"/>
-          <w:lang w:val="en-US"/>
-        </w:rPr>
-      </w:pPr>
-    </w:p>
-    <w:p>
-      <w:pPr>
-        <w:numPr>
-          <w:ilvl w:val="0"/>
-          <w:numId w:val="0"/>
-        </w:numPr>
-        <w:rPr>
-          <w:rFonts w:hint="default"/>
-          <w:lang w:val="en-US"/>
-        </w:rPr>
-      </w:pPr>
-    </w:p>
-    <w:p>
-      <w:pPr>
-        <w:numPr>
-          <w:ilvl w:val="0"/>
-          <w:numId w:val="0"/>
-        </w:numPr>
-        <w:rPr>
-          <w:rFonts w:hint="default"/>
-          <w:lang w:val="en-US"/>
-        </w:rPr>
-      </w:pPr>
-    </w:p>
-    <w:p>
-      <w:pPr>
-        <w:numPr>
-          <w:ilvl w:val="0"/>
-          <w:numId w:val="0"/>
-        </w:numPr>
-        <w:rPr>
-          <w:rFonts w:hint="default"/>
-          <w:lang w:val="en-US"/>
-        </w:rPr>
-      </w:pPr>
-      <w:r>
-        <w:rPr>
-          <w:rFonts w:hint="default"/>
-          <w:lang w:val="en-US"/>
-        </w:rPr>
-        <w:t>Use Case / SRS</w:t>
-      </w:r>
-    </w:p>
-    <w:p>
-      <w:pPr>
-        <w:numPr>
-          <w:ilvl w:val="0"/>
-          <w:numId w:val="0"/>
-        </w:numPr>
-        <w:rPr>
-          <w:rFonts w:hint="default"/>
-          <w:lang w:val="en-US"/>
-        </w:rPr>
-      </w:pPr>
-      <w:r>
-        <w:rPr>
-          <w:rFonts w:hint="default"/>
-          <w:lang w:val="en-US"/>
-        </w:rPr>
-        <w:t xml:space="preserve">   ↓</w:t>
-      </w:r>
-    </w:p>
-    <w:p>
-      <w:pPr>
-        <w:numPr>
-          <w:ilvl w:val="0"/>
-          <w:numId w:val="0"/>
-        </w:numPr>
-        <w:rPr>
-          <w:rFonts w:hint="default"/>
-          <w:lang w:val="en-US"/>
-        </w:rPr>
-      </w:pPr>
-      <w:r>
-        <w:rPr>
-          <w:rFonts w:hint="default"/>
-          <w:lang w:val="en-US"/>
-        </w:rPr>
-        <w:t>Architecture Design   ← (BIG PICTURE 🔥)</w:t>
-      </w:r>
-    </w:p>
-    <w:p>
-      <w:pPr>
-        <w:numPr>
-          <w:ilvl w:val="0"/>
-          <w:numId w:val="0"/>
-        </w:numPr>
-        <w:rPr>
-          <w:rFonts w:hint="default"/>
-          <w:lang w:val="en-US"/>
-        </w:rPr>
-      </w:pPr>
-      <w:r>
-        <w:rPr>
-          <w:rFonts w:hint="default"/>
-          <w:lang w:val="en-US"/>
-        </w:rPr>
-        <w:t xml:space="preserve">   ↓</w:t>
-      </w:r>
-    </w:p>
-    <w:p>
-      <w:pPr>
-        <w:numPr>
-          <w:ilvl w:val="0"/>
-          <w:numId w:val="0"/>
-        </w:numPr>
-        <w:rPr>
-          <w:rFonts w:hint="default"/>
-          <w:lang w:val="en-US"/>
-        </w:rPr>
-      </w:pPr>
-      <w:r>
-        <w:rPr>
-          <w:rFonts w:hint="default"/>
-          <w:lang w:val="en-US"/>
-        </w:rPr>
-        <w:t>Activity Diagram</w:t>
-      </w:r>
-    </w:p>
-    <w:p>
-      <w:pPr>
-        <w:numPr>
-          <w:ilvl w:val="0"/>
-          <w:numId w:val="0"/>
-        </w:numPr>
-        <w:rPr>
-          <w:rFonts w:hint="default"/>
-          <w:lang w:val="en-US"/>
-        </w:rPr>
-      </w:pPr>
-      <w:r>
-        <w:rPr>
-          <w:rFonts w:hint="default"/>
-          <w:lang w:val="en-US"/>
-        </w:rPr>
-        <w:t xml:space="preserve">   ↓</w:t>
-      </w:r>
-    </w:p>
-    <w:p>
-      <w:pPr>
-        <w:numPr>
-          <w:ilvl w:val="0"/>
-          <w:numId w:val="0"/>
-        </w:numPr>
-        <w:rPr>
-          <w:rFonts w:hint="default"/>
-          <w:lang w:val="en-US"/>
-        </w:rPr>
-      </w:pPr>
-      <w:r>
-        <w:rPr>
-          <w:rFonts w:hint="default"/>
-          <w:lang w:val="en-US"/>
-        </w:rPr>
-        <w:t>Sequence Diagram</w:t>
-      </w:r>
-    </w:p>
-    <w:p>
-      <w:pPr>
-        <w:numPr>
-          <w:ilvl w:val="0"/>
-          <w:numId w:val="0"/>
-        </w:numPr>
-        <w:rPr>
-          <w:rFonts w:hint="default"/>
-          <w:lang w:val="en-US"/>
-        </w:rPr>
-      </w:pPr>
-      <w:r>
-        <w:rPr>
-          <w:rFonts w:hint="default"/>
-          <w:lang w:val="en-US"/>
-        </w:rPr>
-        <w:t xml:space="preserve">   ↓</w:t>
-      </w:r>
-    </w:p>
-    <w:p>
-      <w:pPr>
-        <w:numPr>
-          <w:ilvl w:val="0"/>
-          <w:numId w:val="0"/>
-        </w:numPr>
-        <w:rPr>
-          <w:rFonts w:hint="default"/>
-          <w:lang w:val="en-US"/>
-        </w:rPr>
-      </w:pPr>
-      <w:r>
-        <w:rPr>
-          <w:rFonts w:hint="default"/>
-          <w:lang w:val="en-US"/>
-        </w:rPr>
-        <w:t>Data Model ↔ API Contract (song song)</w:t>
-      </w:r>
-    </w:p>
-    <w:p>
-      <w:pPr>
-        <w:numPr>
-          <w:ilvl w:val="0"/>
-          <w:numId w:val="0"/>
-        </w:numPr>
-        <w:rPr>
-          <w:rFonts w:hint="default"/>
-          <w:lang w:val="en-US"/>
-        </w:rPr>
-      </w:pPr>
-      <w:r>
-        <w:rPr>
-          <w:rFonts w:hint="default"/>
-          <w:lang w:val="en-US"/>
-        </w:rPr>
-        <w:t xml:space="preserve">   ↓</w:t>
-      </w:r>
-    </w:p>
-    <w:p>
-      <w:pPr>
-        <w:numPr>
-          <w:ilvl w:val="0"/>
-          <w:numId w:val="0"/>
-        </w:numPr>
-        <w:rPr>
-          <w:rFonts w:hint="default"/>
-          <w:lang w:val="en-US"/>
-        </w:rPr>
-      </w:pPr>
-      <w:r>
-        <w:rPr>
-          <w:rFonts w:hint="default"/>
-          <w:lang w:val="en-US"/>
-        </w:rPr>
-        <w:t>Implementation</w:t>
-      </w:r>
+        <w:rPr>
+          <w:rFonts w:hint="default"/>
+          <w:lang w:val="en-US"/>
+        </w:rPr>
+      </w:pPr>
+      <w:r>
+        <w:rPr>
+          <w:rFonts w:hint="default"/>
+          <w:lang w:val="en-US"/>
+        </w:rPr>
+        <w:t xml:space="preserve">US-7: </w:t>
+      </w:r>
+      <w:bookmarkStart w:id="0" w:name="_GoBack"/>
+      <w:bookmarkEnd w:id="0"/>
+    </w:p>
+    <w:p>
+      <w:pPr>
+        <w:numPr>
+          <w:numId w:val="0"/>
+        </w:numPr>
+        <w:rPr>
+          <w:rFonts w:hint="default"/>
+          <w:lang w:val="en-US"/>
+        </w:rPr>
+      </w:pPr>
+    </w:p>
+    <w:p>
+      <w:pPr>
+        <w:numPr>
+          <w:numId w:val="0"/>
+        </w:numPr>
+        <w:rPr>
+          <w:rFonts w:hint="default"/>
+          <w:lang w:val="en-US"/>
+        </w:rPr>
+      </w:pPr>
+    </w:p>
+    <w:p>
+      <w:pPr>
+        <w:numPr>
+          <w:numId w:val="0"/>
+        </w:numPr>
+        <w:rPr>
+          <w:rFonts w:hint="default"/>
+          <w:lang w:val="en-US"/>
+        </w:rPr>
+      </w:pPr>
+    </w:p>
+    <w:p>
+      <w:pPr>
+        <w:numPr>
+          <w:numId w:val="0"/>
+        </w:numPr>
+        <w:rPr>
+          <w:rFonts w:hint="default"/>
+          <w:lang w:val="en-US"/>
+        </w:rPr>
+      </w:pPr>
+    </w:p>
+    <w:p>
+      <w:pPr>
+        <w:numPr>
+          <w:numId w:val="0"/>
+        </w:numPr>
+        <w:rPr>
+          <w:rFonts w:hint="default"/>
+          <w:lang w:val="en-US"/>
+        </w:rPr>
+      </w:pPr>
+    </w:p>
+    <w:p>
+      <w:pPr>
+        <w:numPr>
+          <w:numId w:val="0"/>
+        </w:numPr>
+        <w:rPr>
+          <w:rFonts w:hint="default"/>
+          <w:lang w:val="en-US"/>
+        </w:rPr>
+      </w:pPr>
     </w:p>
     <w:p>
       <w:pPr>
@@ -593,6 +317,388 @@
     <w:p>
       <w:pPr>
         <w:numPr>
+          <w:ilvl w:val="0"/>
+          <w:numId w:val="3"/>
+        </w:numPr>
+        <w:rPr>
+          <w:rFonts w:hint="default"/>
+          <w:lang w:val="en-US"/>
+        </w:rPr>
+      </w:pPr>
+      <w:r>
+        <w:rPr>
+          <w:rFonts w:hint="default"/>
+          <w:lang w:val="en-US"/>
+        </w:rPr>
+        <w:t xml:space="preserve">Determine what features have to implement for MVP </w:t>
+      </w:r>
+    </w:p>
+    <w:p>
+      <w:pPr>
+        <w:numPr>
+          <w:ilvl w:val="0"/>
+          <w:numId w:val="3"/>
+        </w:numPr>
+        <w:ind w:left="0" w:leftChars="0" w:firstLine="0" w:firstLineChars="0"/>
+        <w:rPr>
+          <w:rFonts w:hint="default"/>
+          <w:lang w:val="en-US"/>
+        </w:rPr>
+      </w:pPr>
+      <w:r>
+        <w:rPr>
+          <w:rFonts w:hint="default"/>
+          <w:lang w:val="en-US"/>
+        </w:rPr>
+        <w:t>Activity diagram</w:t>
+      </w:r>
+    </w:p>
+    <w:p>
+      <w:pPr>
+        <w:numPr>
+          <w:ilvl w:val="0"/>
+          <w:numId w:val="3"/>
+        </w:numPr>
+        <w:rPr>
+          <w:rFonts w:hint="default"/>
+          <w:lang w:val="en-US"/>
+        </w:rPr>
+      </w:pPr>
+      <w:r>
+        <w:rPr>
+          <w:rFonts w:hint="default"/>
+          <w:lang w:val="en-US"/>
+        </w:rPr>
+        <w:t>Data model</w:t>
+      </w:r>
+    </w:p>
+    <w:p>
+      <w:pPr>
+        <w:numPr>
+          <w:ilvl w:val="0"/>
+          <w:numId w:val="3"/>
+        </w:numPr>
+        <w:rPr>
+          <w:rFonts w:hint="default"/>
+          <w:lang w:val="en-US"/>
+        </w:rPr>
+      </w:pPr>
+      <w:r>
+        <w:rPr>
+          <w:rFonts w:hint="default"/>
+          <w:lang w:val="en-US"/>
+        </w:rPr>
+        <w:t>API contract</w:t>
+      </w:r>
+    </w:p>
+    <w:p>
+      <w:pPr>
+        <w:numPr>
+          <w:ilvl w:val="0"/>
+          <w:numId w:val="0"/>
+        </w:numPr>
+        <w:rPr>
+          <w:rFonts w:hint="default"/>
+          <w:lang w:val="en-US"/>
+        </w:rPr>
+      </w:pPr>
+    </w:p>
+    <w:p>
+      <w:pPr>
+        <w:numPr>
+          <w:ilvl w:val="0"/>
+          <w:numId w:val="0"/>
+        </w:numPr>
+        <w:rPr>
+          <w:rFonts w:hint="default"/>
+          <w:lang w:val="en-US"/>
+        </w:rPr>
+      </w:pPr>
+    </w:p>
+    <w:p>
+      <w:pPr>
+        <w:numPr>
+          <w:ilvl w:val="0"/>
+          <w:numId w:val="0"/>
+        </w:numPr>
+        <w:rPr>
+          <w:rFonts w:hint="default"/>
+          <w:lang w:val="en-US"/>
+        </w:rPr>
+      </w:pPr>
+    </w:p>
+    <w:p>
+      <w:pPr>
+        <w:numPr>
+          <w:ilvl w:val="0"/>
+          <w:numId w:val="0"/>
+        </w:numPr>
+        <w:rPr>
+          <w:rFonts w:hint="default"/>
+          <w:lang w:val="en-US"/>
+        </w:rPr>
+      </w:pPr>
+    </w:p>
+    <w:p>
+      <w:pPr>
+        <w:numPr>
+          <w:ilvl w:val="0"/>
+          <w:numId w:val="0"/>
+        </w:numPr>
+        <w:rPr>
+          <w:rFonts w:hint="default"/>
+          <w:lang w:val="en-US"/>
+        </w:rPr>
+      </w:pPr>
+    </w:p>
+    <w:p>
+      <w:pPr>
+        <w:numPr>
+          <w:ilvl w:val="0"/>
+          <w:numId w:val="0"/>
+        </w:numPr>
+        <w:rPr>
+          <w:rFonts w:hint="default"/>
+          <w:lang w:val="en-US"/>
+        </w:rPr>
+      </w:pPr>
+      <w:r>
+        <w:rPr>
+          <w:rFonts w:hint="default"/>
+          <w:lang w:val="en-US"/>
+        </w:rPr>
+        <w:t>Use Case / SRS</w:t>
+      </w:r>
+    </w:p>
+    <w:p>
+      <w:pPr>
+        <w:numPr>
+          <w:ilvl w:val="0"/>
+          <w:numId w:val="0"/>
+        </w:numPr>
+        <w:rPr>
+          <w:rFonts w:hint="default"/>
+          <w:lang w:val="en-US"/>
+        </w:rPr>
+      </w:pPr>
+      <w:r>
+        <w:rPr>
+          <w:rFonts w:hint="default"/>
+          <w:lang w:val="en-US"/>
+        </w:rPr>
+        <w:t xml:space="preserve">   ↓</w:t>
+      </w:r>
+    </w:p>
+    <w:p>
+      <w:pPr>
+        <w:numPr>
+          <w:ilvl w:val="0"/>
+          <w:numId w:val="0"/>
+        </w:numPr>
+        <w:rPr>
+          <w:rFonts w:hint="default"/>
+          <w:lang w:val="en-US"/>
+        </w:rPr>
+      </w:pPr>
+      <w:r>
+        <w:rPr>
+          <w:rFonts w:hint="default"/>
+          <w:lang w:val="en-US"/>
+        </w:rPr>
+        <w:t>Architecture Design   ← (BIG PICTURE 🔥)</w:t>
+      </w:r>
+    </w:p>
+    <w:p>
+      <w:pPr>
+        <w:numPr>
+          <w:ilvl w:val="0"/>
+          <w:numId w:val="0"/>
+        </w:numPr>
+        <w:rPr>
+          <w:rFonts w:hint="default"/>
+          <w:lang w:val="en-US"/>
+        </w:rPr>
+      </w:pPr>
+      <w:r>
+        <w:rPr>
+          <w:rFonts w:hint="default"/>
+          <w:lang w:val="en-US"/>
+        </w:rPr>
+        <w:t xml:space="preserve">   ↓</w:t>
+      </w:r>
+    </w:p>
+    <w:p>
+      <w:pPr>
+        <w:numPr>
+          <w:ilvl w:val="0"/>
+          <w:numId w:val="0"/>
+        </w:numPr>
+        <w:rPr>
+          <w:rFonts w:hint="default"/>
+          <w:lang w:val="en-US"/>
+        </w:rPr>
+      </w:pPr>
+      <w:r>
+        <w:rPr>
+          <w:rFonts w:hint="default"/>
+          <w:lang w:val="en-US"/>
+        </w:rPr>
+        <w:t>Activity Diagram</w:t>
+      </w:r>
+    </w:p>
+    <w:p>
+      <w:pPr>
+        <w:numPr>
+          <w:ilvl w:val="0"/>
+          <w:numId w:val="0"/>
+        </w:numPr>
+        <w:rPr>
+          <w:rFonts w:hint="default"/>
+          <w:lang w:val="en-US"/>
+        </w:rPr>
+      </w:pPr>
+      <w:r>
+        <w:rPr>
+          <w:rFonts w:hint="default"/>
+          <w:lang w:val="en-US"/>
+        </w:rPr>
+        <w:t xml:space="preserve">   ↓</w:t>
+      </w:r>
+    </w:p>
+    <w:p>
+      <w:pPr>
+        <w:numPr>
+          <w:ilvl w:val="0"/>
+          <w:numId w:val="0"/>
+        </w:numPr>
+        <w:rPr>
+          <w:rFonts w:hint="default"/>
+          <w:lang w:val="en-US"/>
+        </w:rPr>
+      </w:pPr>
+      <w:r>
+        <w:rPr>
+          <w:rFonts w:hint="default"/>
+          <w:lang w:val="en-US"/>
+        </w:rPr>
+        <w:t>Sequence Diagram</w:t>
+      </w:r>
+    </w:p>
+    <w:p>
+      <w:pPr>
+        <w:numPr>
+          <w:ilvl w:val="0"/>
+          <w:numId w:val="0"/>
+        </w:numPr>
+        <w:rPr>
+          <w:rFonts w:hint="default"/>
+          <w:lang w:val="en-US"/>
+        </w:rPr>
+      </w:pPr>
+      <w:r>
+        <w:rPr>
+          <w:rFonts w:hint="default"/>
+          <w:lang w:val="en-US"/>
+        </w:rPr>
+        <w:t xml:space="preserve">   ↓</w:t>
+      </w:r>
+    </w:p>
+    <w:p>
+      <w:pPr>
+        <w:numPr>
+          <w:ilvl w:val="0"/>
+          <w:numId w:val="0"/>
+        </w:numPr>
+        <w:rPr>
+          <w:rFonts w:hint="default"/>
+          <w:lang w:val="en-US"/>
+        </w:rPr>
+      </w:pPr>
+      <w:r>
+        <w:rPr>
+          <w:rFonts w:hint="default"/>
+          <w:lang w:val="en-US"/>
+        </w:rPr>
+        <w:t>Data Model ↔ API Contract (song song)</w:t>
+      </w:r>
+    </w:p>
+    <w:p>
+      <w:pPr>
+        <w:numPr>
+          <w:ilvl w:val="0"/>
+          <w:numId w:val="0"/>
+        </w:numPr>
+        <w:rPr>
+          <w:rFonts w:hint="default"/>
+          <w:lang w:val="en-US"/>
+        </w:rPr>
+      </w:pPr>
+      <w:r>
+        <w:rPr>
+          <w:rFonts w:hint="default"/>
+          <w:lang w:val="en-US"/>
+        </w:rPr>
+        <w:t xml:space="preserve">   ↓</w:t>
+      </w:r>
+    </w:p>
+    <w:p>
+      <w:pPr>
+        <w:numPr>
+          <w:ilvl w:val="0"/>
+          <w:numId w:val="0"/>
+        </w:numPr>
+        <w:rPr>
+          <w:rFonts w:hint="default"/>
+          <w:lang w:val="en-US"/>
+        </w:rPr>
+      </w:pPr>
+      <w:r>
+        <w:rPr>
+          <w:rFonts w:hint="default"/>
+          <w:lang w:val="en-US"/>
+        </w:rPr>
+        <w:t>Implementation</w:t>
+      </w:r>
+    </w:p>
+    <w:p>
+      <w:pPr>
+        <w:numPr>
+          <w:numId w:val="0"/>
+        </w:numPr>
+        <w:rPr>
+          <w:rFonts w:hint="default"/>
+          <w:lang w:val="en-US"/>
+        </w:rPr>
+      </w:pPr>
+    </w:p>
+    <w:p>
+      <w:pPr>
+        <w:numPr>
+          <w:numId w:val="0"/>
+        </w:numPr>
+        <w:pBdr>
+          <w:bottom w:val="single" w:color="auto" w:sz="4" w:space="0"/>
+        </w:pBdr>
+        <w:rPr>
+          <w:rFonts w:hint="default"/>
+          <w:lang w:val="en-US"/>
+        </w:rPr>
+      </w:pPr>
+    </w:p>
+    <w:p>
+      <w:pPr>
+        <w:numPr>
+          <w:numId w:val="0"/>
+        </w:numPr>
+        <w:rPr>
+          <w:rFonts w:hint="default"/>
+          <w:lang w:val="en-US"/>
+        </w:rPr>
+      </w:pPr>
+    </w:p>
+    <w:p>
+      <w:pPr>
+        <w:numPr>
           <w:numId w:val="0"/>
         </w:numPr>
         <w:rPr>
@@ -884,7 +990,129 @@
           <w:color w:val="FF0000"/>
           <w:lang w:val="en-US"/>
         </w:rPr>
-        <w:t xml:space="preserve"> - US-3 — Search/Filter Food Items by Category &amp; Proximity (MVP)</w:t>
+        <w:t xml:space="preserve"> - </w:t>
+      </w:r>
+      <w:r>
+        <w:rPr>
+          <w:rStyle w:val="4"/>
+          <w:rFonts w:ascii="Segoe UI" w:hAnsi="Segoe UI" w:eastAsia="Segoe UI" w:cs="Segoe UI"/>
+          <w:i w:val="0"/>
+          <w:iCs w:val="0"/>
+          <w:caps w:val="0"/>
+          <w:color w:val="CCCCCC"/>
+          <w:spacing w:val="0"/>
+          <w:sz w:val="16"/>
+          <w:szCs w:val="16"/>
+        </w:rPr>
+        <w:t>US-6 — Delivery Address Within Radius</w:t>
+      </w:r>
+      <w:r>
+        <w:rPr>
+          <w:rFonts w:hint="default" w:ascii="Segoe UI" w:hAnsi="Segoe UI" w:eastAsia="Segoe UI" w:cs="Segoe UI"/>
+          <w:i w:val="0"/>
+          <w:iCs w:val="0"/>
+          <w:caps w:val="0"/>
+          <w:color w:val="CCCCCC"/>
+          <w:spacing w:val="0"/>
+          <w:sz w:val="16"/>
+          <w:szCs w:val="16"/>
+        </w:rPr>
+        <w:t>: As a </w:t>
+      </w:r>
+      <w:r>
+        <w:rPr>
+          <w:rStyle w:val="4"/>
+          <w:rFonts w:hint="default" w:ascii="Segoe UI" w:hAnsi="Segoe UI" w:eastAsia="Segoe UI" w:cs="Segoe UI"/>
+          <w:i w:val="0"/>
+          <w:iCs w:val="0"/>
+          <w:caps w:val="0"/>
+          <w:color w:val="CCCCCC"/>
+          <w:spacing w:val="0"/>
+          <w:sz w:val="16"/>
+          <w:szCs w:val="16"/>
+        </w:rPr>
+        <w:t>Customer</w:t>
+      </w:r>
+      <w:r>
+        <w:rPr>
+          <w:rFonts w:hint="default" w:ascii="Segoe UI" w:hAnsi="Segoe UI" w:eastAsia="Segoe UI" w:cs="Segoe UI"/>
+          <w:i w:val="0"/>
+          <w:iCs w:val="0"/>
+          <w:caps w:val="0"/>
+          <w:color w:val="CCCCCC"/>
+          <w:spacing w:val="0"/>
+          <w:sz w:val="16"/>
+          <w:szCs w:val="16"/>
+        </w:rPr>
+        <w:t>, I want to </w:t>
+      </w:r>
+      <w:r>
+        <w:rPr>
+          <w:rStyle w:val="4"/>
+          <w:rFonts w:hint="default" w:ascii="Segoe UI" w:hAnsi="Segoe UI" w:eastAsia="Segoe UI" w:cs="Segoe UI"/>
+          <w:i w:val="0"/>
+          <w:iCs w:val="0"/>
+          <w:caps w:val="0"/>
+          <w:color w:val="CCCCCC"/>
+          <w:spacing w:val="0"/>
+          <w:sz w:val="16"/>
+          <w:szCs w:val="16"/>
+        </w:rPr>
+        <w:t>confirm my delivery address is serviceable</w:t>
+      </w:r>
+      <w:r>
+        <w:rPr>
+          <w:rFonts w:hint="default" w:ascii="Segoe UI" w:hAnsi="Segoe UI" w:eastAsia="Segoe UI" w:cs="Segoe UI"/>
+          <w:i w:val="0"/>
+          <w:iCs w:val="0"/>
+          <w:caps w:val="0"/>
+          <w:color w:val="CCCCCC"/>
+          <w:spacing w:val="0"/>
+          <w:sz w:val="16"/>
+          <w:szCs w:val="16"/>
+        </w:rPr>
+        <w:t>, so that </w:t>
+      </w:r>
+      <w:r>
+        <w:rPr>
+          <w:rStyle w:val="4"/>
+          <w:rFonts w:hint="default" w:ascii="Segoe UI" w:hAnsi="Segoe UI" w:eastAsia="Segoe UI" w:cs="Segoe UI"/>
+          <w:i w:val="0"/>
+          <w:iCs w:val="0"/>
+          <w:caps w:val="0"/>
+          <w:color w:val="CCCCCC"/>
+          <w:spacing w:val="0"/>
+          <w:sz w:val="16"/>
+          <w:szCs w:val="16"/>
+        </w:rPr>
+        <w:t>my order can be accepted and delivered</w:t>
+      </w:r>
+      <w:r>
+        <w:rPr>
+          <w:rFonts w:hint="default" w:ascii="Segoe UI" w:hAnsi="Segoe UI" w:eastAsia="Segoe UI" w:cs="Segoe UI"/>
+          <w:i w:val="0"/>
+          <w:iCs w:val="0"/>
+          <w:caps w:val="0"/>
+          <w:color w:val="CCCCCC"/>
+          <w:spacing w:val="0"/>
+          <w:sz w:val="16"/>
+          <w:szCs w:val="16"/>
+        </w:rPr>
+        <w:t>. </w:t>
+      </w:r>
+      <w:r>
+        <w:rPr>
+          <w:rStyle w:val="4"/>
+          <w:rFonts w:hint="default" w:ascii="Segoe UI" w:hAnsi="Segoe UI" w:eastAsia="Segoe UI" w:cs="Segoe UI"/>
+          <w:i w:val="0"/>
+          <w:iCs w:val="0"/>
+          <w:caps w:val="0"/>
+          <w:color w:val="CCCCCC"/>
+          <w:spacing w:val="0"/>
+          <w:sz w:val="16"/>
+          <w:szCs w:val="16"/>
+        </w:rPr>
+        <w:t>[QAs: Reliability, Interoperability, Usability]</w:t>
       </w:r>
     </w:p>
     <w:p>
@@ -922,9 +1150,14 @@
           <w:numId w:val="0"/>
         </w:numPr>
         <w:rPr>
-          <w:rFonts w:hint="default"/>
-          <w:color w:val="FF0000"/>
-          <w:lang w:val="en-US"/>
+          <w:rFonts w:hint="default" w:ascii="Segoe UI" w:hAnsi="Segoe UI" w:eastAsia="Segoe UI" w:cs="Segoe UI"/>
+          <w:i w:val="0"/>
+          <w:iCs w:val="0"/>
+          <w:caps w:val="0"/>
+          <w:color w:val="CCCCCC"/>
+          <w:spacing w:val="0"/>
+          <w:sz w:val="16"/>
+          <w:szCs w:val="16"/>
         </w:rPr>
       </w:pPr>
       <w:r>
@@ -936,20 +1169,72 @@
       </w:r>
       <w:r>
         <w:rPr>
-          <w:rFonts w:hint="default"/>
-          <w:color w:val="FF0000"/>
-          <w:lang w:val="en-US"/>
-        </w:rPr>
-        <w:t xml:space="preserve"> 'Scalability: Must perform well as menu inventory and restaurants grow'</w:t>
-      </w:r>
-    </w:p>
-    <w:p>
-      <w:pPr>
-        <w:numPr>
-          <w:numId w:val="0"/>
-        </w:numPr>
-        <w:rPr>
-          <w:rFonts w:hint="default"/>
+          <w:rFonts w:ascii="Segoe UI" w:hAnsi="Segoe UI" w:eastAsia="Segoe UI" w:cs="Segoe UI"/>
+          <w:i w:val="0"/>
+          <w:iCs w:val="0"/>
+          <w:caps w:val="0"/>
+          <w:color w:val="CCCCCC"/>
+          <w:spacing w:val="0"/>
+          <w:sz w:val="16"/>
+          <w:szCs w:val="16"/>
+        </w:rPr>
+        <w:t>-</w:t>
+      </w:r>
+      <w:r>
+        <w:rPr>
+          <w:rFonts w:hint="default" w:ascii="Segoe UI" w:hAnsi="Segoe UI" w:eastAsia="Segoe UI" w:cs="Segoe UI"/>
+          <w:i w:val="0"/>
+          <w:iCs w:val="0"/>
+          <w:caps w:val="0"/>
+          <w:color w:val="CCCCCC"/>
+          <w:spacing w:val="0"/>
+          <w:sz w:val="16"/>
+          <w:szCs w:val="16"/>
+        </w:rPr>
+        <w:t> </w:t>
+      </w:r>
+      <w:r>
+        <w:rPr>
+          <w:rStyle w:val="4"/>
+          <w:rFonts w:hint="default" w:ascii="Segoe UI" w:hAnsi="Segoe UI" w:eastAsia="Segoe UI" w:cs="Segoe UI"/>
+          <w:i w:val="0"/>
+          <w:iCs w:val="0"/>
+          <w:caps w:val="0"/>
+          <w:color w:val="CCCCCC"/>
+          <w:spacing w:val="0"/>
+          <w:sz w:val="16"/>
+          <w:szCs w:val="16"/>
+        </w:rPr>
+        <w:t>Usability</w:t>
+      </w:r>
+      <w:r>
+        <w:rPr>
+          <w:rFonts w:hint="default" w:ascii="Segoe UI" w:hAnsi="Segoe UI" w:eastAsia="Segoe UI" w:cs="Segoe UI"/>
+          <w:i w:val="0"/>
+          <w:iCs w:val="0"/>
+          <w:caps w:val="0"/>
+          <w:color w:val="CCCCCC"/>
+          <w:spacing w:val="0"/>
+          <w:sz w:val="16"/>
+          <w:szCs w:val="16"/>
+        </w:rPr>
+        <w:t>: Clear feedback avoids repeated failed checkouts.</w:t>
+      </w:r>
+    </w:p>
+    <w:p>
+      <w:pPr>
+        <w:numPr>
+          <w:numId w:val="0"/>
+        </w:numPr>
+        <w:rPr>
+          <w:rFonts w:hint="default" w:ascii="Segoe UI" w:hAnsi="Segoe UI" w:eastAsia="Segoe UI" w:cs="Segoe UI"/>
+          <w:i w:val="0"/>
+          <w:iCs w:val="0"/>
+          <w:caps w:val="0"/>
+          <w:color w:val="CCCCCC"/>
+          <w:spacing w:val="0"/>
+          <w:sz w:val="16"/>
+          <w:szCs w:val="16"/>
           <w:lang w:val="en-US"/>
         </w:rPr>
       </w:pPr>
@@ -987,16 +1272,7 @@
           <w:rFonts w:hint="default"/>
           <w:lang w:val="en-US"/>
         </w:rPr>
-        <w:t>- Verify whether this statement correctly reflects the de</w:t>
-      </w:r>
-      <w:bookmarkStart w:id="0" w:name="_GoBack"/>
-      <w:bookmarkEnd w:id="0"/>
-      <w:r>
-        <w:rPr>
-          <w:rFonts w:hint="default"/>
-          <w:lang w:val="en-US"/>
-        </w:rPr>
-        <w:t xml:space="preserve">finition of Scalability based on #file:14 Quality Attribute.md </w:t>
+        <w:t xml:space="preserve">- Verify whether this statement correctly reflects the definition of Scalability based on #file:14 Quality Attribute.md </w:t>
       </w:r>
     </w:p>
     <w:p>
@@ -1244,6 +1520,18 @@
     </w:lvl>
   </w:abstractNum>
   <w:abstractNum w:abstractNumId="1">
+    <w:nsid w:val="F6664F9D"/>
+    <w:multiLevelType w:val="singleLevel"/>
+    <w:tmpl w:val="F6664F9D"/>
+    <w:lvl w:ilvl="0" w:tentative="0">
+      <w:start w:val="1"/>
+      <w:numFmt w:val="decimal"/>
+      <w:suff w:val="space"/>
+      <w:lvlText w:val="%1."/>
+      <w:lvlJc w:val="left"/>
+    </w:lvl>
+  </w:abstractNum>
+  <w:abstractNum w:abstractNumId="2">
     <w:nsid w:val="7D34A244"/>
     <w:multiLevelType w:val="singleLevel"/>
     <w:tmpl w:val="7D34A244"/>
@@ -1261,6 +1549,9 @@
   <w:num w:numId="2">
     <w:abstractNumId w:val="1"/>
   </w:num>
+  <w:num w:numId="3">
+    <w:abstractNumId w:val="2"/>
+  </w:num>
 </w:numbering>
 </file>
 
@@ -1269,7 +1560,7 @@
   <w:docDefaults>
     <w:rPrDefault>
       <w:rPr>
-        <w:rFonts w:asciiTheme="minorHAnsi" w:hAnsiTheme="minorHAnsi" w:eastAsiaTheme="minorEastAsia" w:cstheme="minorBidi"/>
+        <w:rFonts w:ascii="Times New Roman" w:hAnsi="Times New Roman" w:eastAsia="SimSun" w:cs="Times New Roman"/>
       </w:rPr>
     </w:rPrDefault>
     <w:pPrDefault/>
@@ -1553,6 +1844,16 @@
       </w:tblCellMar>
     </w:tblPr>
   </w:style>
+  <w:style w:type="character" w:styleId="4">
+    <w:name w:val="Strong"/>
+    <w:basedOn w:val="2"/>
+    <w:qFormat/>
+    <w:uiPriority w:val="0"/>
+    <w:rPr>
+      <w:b/>
+      <w:bCs/>
+    </w:rPr>
+  </w:style>
 </w:styles>
 </file>
 

--- a/Notice for Food Delivery.docx
+++ b/Notice for Food Delivery.docx
@@ -41,6 +41,58 @@
         <w:numPr>
           <w:numId w:val="0"/>
         </w:numPr>
+        <w:ind w:firstLine="1900" w:firstLineChars="950"/>
+        <w:rPr>
+          <w:rFonts w:hint="default"/>
+          <w:lang w:val="en-US"/>
+        </w:rPr>
+      </w:pPr>
+      <w:r>
+        <w:rPr>
+          <w:rFonts w:hint="default"/>
+          <w:lang w:val="en-US"/>
+        </w:rPr>
+        <w:t>↓</w:t>
+      </w:r>
+    </w:p>
+    <w:p>
+      <w:pPr>
+        <w:numPr>
+          <w:numId w:val="0"/>
+        </w:numPr>
+        <w:ind w:firstLine="1900" w:firstLineChars="950"/>
+        <w:rPr>
+          <w:rFonts w:hint="default"/>
+          <w:lang w:val="en-US"/>
+        </w:rPr>
+      </w:pPr>
+      <w:r>
+        <w:rPr>
+          <w:rFonts w:hint="default"/>
+          <w:lang w:val="en-US"/>
+        </w:rPr>
+        <w:t>Unaccepted</w:t>
+      </w:r>
+      <w:bookmarkStart w:id="0" w:name="_GoBack"/>
+      <w:bookmarkEnd w:id="0"/>
+    </w:p>
+    <w:p>
+      <w:pPr>
+        <w:numPr>
+          <w:numId w:val="0"/>
+        </w:numPr>
+        <w:ind w:left="2160" w:leftChars="0" w:firstLine="720" w:firstLineChars="0"/>
+        <w:rPr>
+          <w:rFonts w:hint="default"/>
+          <w:lang w:val="en-US"/>
+        </w:rPr>
+      </w:pPr>
+    </w:p>
+    <w:p>
+      <w:pPr>
+        <w:numPr>
+          <w:numId w:val="0"/>
+        </w:numPr>
         <w:rPr>
           <w:rFonts w:hint="default"/>
           <w:lang w:val="en-US"/>
@@ -207,10 +259,8 @@
           <w:rFonts w:hint="default"/>
           <w:lang w:val="en-US"/>
         </w:rPr>
-        <w:t xml:space="preserve">US-7: </w:t>
-      </w:r>
-      <w:bookmarkStart w:id="0" w:name="_GoBack"/>
-      <w:bookmarkEnd w:id="0"/>
+        <w:t xml:space="preserve">US-7: Does it need to ensure Flexibility, </w:t>
+      </w:r>
     </w:p>
     <w:p>
       <w:pPr>

--- a/Notice for Food Delivery.docx
+++ b/Notice for Food Delivery.docx
@@ -73,8 +73,6 @@
         </w:rPr>
         <w:t>Unaccepted</w:t>
       </w:r>
-      <w:bookmarkStart w:id="0" w:name="_GoBack"/>
-      <w:bookmarkEnd w:id="0"/>
     </w:p>
     <w:p>
       <w:pPr>
@@ -259,8 +257,10 @@
           <w:rFonts w:hint="default"/>
           <w:lang w:val="en-US"/>
         </w:rPr>
-        <w:t xml:space="preserve">US-7: Does it need to ensure Flexibility, </w:t>
-      </w:r>
+        <w:t>Thêm yếu tố measurable, testable.. cho Justification US</w:t>
+      </w:r>
+      <w:bookmarkStart w:id="0" w:name="_GoBack"/>
+      <w:bookmarkEnd w:id="0"/>
     </w:p>
     <w:p>
       <w:pPr>

--- a/Notice for Food Delivery.docx
+++ b/Notice for Food Delivery.docx
@@ -257,7 +257,7 @@
           <w:rFonts w:hint="default"/>
           <w:lang w:val="en-US"/>
         </w:rPr>
-        <w:t>Thêm yếu tố measurable, testable.. cho Justification US</w:t>
+        <w:t>Thêm yếu tố measurable, testable.. (1 cột mới) cho mỗi US</w:t>
       </w:r>
       <w:bookmarkStart w:id="0" w:name="_GoBack"/>
       <w:bookmarkEnd w:id="0"/>

--- a/Notice for Food Delivery.docx
+++ b/Notice for Food Delivery.docx
@@ -259,8 +259,25 @@
         </w:rPr>
         <w:t>Thêm yếu tố measurable, testable.. (1 cột mới) cho mỗi US</w:t>
       </w:r>
-      <w:bookmarkStart w:id="0" w:name="_GoBack"/>
-      <w:bookmarkEnd w:id="0"/>
+    </w:p>
+    <w:p>
+      <w:pPr>
+        <w:numPr>
+          <w:ilvl w:val="0"/>
+          <w:numId w:val="2"/>
+        </w:numPr>
+        <w:rPr>
+          <w:rFonts w:hint="default"/>
+          <w:lang w:val="en-US"/>
+        </w:rPr>
+      </w:pPr>
+      <w:r>
+        <w:rPr>
+          <w:rFonts w:hint="default"/>
+          <w:lang w:val="en-US"/>
+        </w:rPr>
+        <w:t>Tìm yếu tố kiến trúc cho mỗi US</w:t>
+      </w:r>
     </w:p>
     <w:p>
       <w:pPr>
@@ -488,6 +505,15 @@
           <w:lang w:val="en-US"/>
         </w:rPr>
       </w:pPr>
+      <w:r>
+        <w:rPr>
+          <w:rFonts w:hint="default"/>
+          <w:lang w:val="en-US"/>
+        </w:rPr>
+        <w:t>User story</w:t>
+      </w:r>
+      <w:bookmarkStart w:id="0" w:name="_GoBack"/>
+      <w:bookmarkEnd w:id="0"/>
     </w:p>
     <w:p>
       <w:pPr>

--- a/Notice for Food Delivery.docx
+++ b/Notice for Food Delivery.docx
@@ -238,8 +238,140 @@
           <w:rFonts w:hint="default"/>
           <w:lang w:val="en-US"/>
         </w:rPr>
-        <w:t>Rarely use some quality attributes such as: Flexibility, Maintainability, Reusability, Manageability,  Supportability</w:t>
-      </w:r>
+        <w:t xml:space="preserve">Rarely use some quality attributes such as: </w:t>
+      </w:r>
+      <w:r>
+        <w:rPr>
+          <w:rFonts w:hint="default"/>
+          <w:color w:val="FF0000"/>
+          <w:lang w:val="en-US"/>
+        </w:rPr>
+        <w:t>Flexibility</w:t>
+      </w:r>
+      <w:r>
+        <w:rPr>
+          <w:rFonts w:hint="default"/>
+          <w:lang w:val="en-US"/>
+        </w:rPr>
+        <w:t xml:space="preserve">, </w:t>
+      </w:r>
+      <w:r>
+        <w:rPr>
+          <w:rFonts w:hint="default"/>
+          <w:color w:val="FF0000"/>
+          <w:lang w:val="en-US"/>
+        </w:rPr>
+        <w:t>Maintainability</w:t>
+      </w:r>
+      <w:r>
+        <w:rPr>
+          <w:rFonts w:hint="default"/>
+          <w:lang w:val="en-US"/>
+        </w:rPr>
+        <w:t xml:space="preserve">, </w:t>
+      </w:r>
+      <w:r>
+        <w:rPr>
+          <w:rFonts w:hint="default"/>
+          <w:color w:val="00B050"/>
+          <w:lang w:val="en-US"/>
+        </w:rPr>
+        <w:t>Reusability</w:t>
+      </w:r>
+      <w:r>
+        <w:rPr>
+          <w:rFonts w:hint="default"/>
+          <w:lang w:val="en-US"/>
+        </w:rPr>
+        <w:t xml:space="preserve">, </w:t>
+      </w:r>
+      <w:r>
+        <w:rPr>
+          <w:rFonts w:hint="default"/>
+          <w:color w:val="FF0000"/>
+          <w:lang w:val="en-US"/>
+        </w:rPr>
+        <w:t>Manageability</w:t>
+      </w:r>
+      <w:r>
+        <w:rPr>
+          <w:rFonts w:hint="default"/>
+          <w:lang w:val="en-US"/>
+        </w:rPr>
+        <w:t xml:space="preserve">,  </w:t>
+      </w:r>
+      <w:r>
+        <w:rPr>
+          <w:rFonts w:hint="default"/>
+          <w:color w:val="FF0000"/>
+          <w:lang w:val="en-US"/>
+        </w:rPr>
+        <w:t>Supportability</w:t>
+      </w:r>
+    </w:p>
+    <w:p>
+      <w:pPr>
+        <w:numPr>
+          <w:numId w:val="0"/>
+        </w:numPr>
+        <w:rPr>
+          <w:rFonts w:hint="default"/>
+          <w:lang w:val="en-US"/>
+        </w:rPr>
+      </w:pPr>
+    </w:p>
+    <w:p>
+      <w:pPr>
+        <w:keepNext w:val="0"/>
+        <w:keepLines w:val="0"/>
+        <w:widowControl/>
+        <w:suppressLineNumbers w:val="0"/>
+        <w:shd w:val="clear" w:fill="1F1F1F"/>
+        <w:spacing w:line="228" w:lineRule="atLeast"/>
+        <w:jc w:val="left"/>
+        <w:rPr>
+          <w:rFonts w:ascii="Consolas" w:hAnsi="Consolas" w:eastAsia="Consolas" w:cs="Consolas"/>
+          <w:b w:val="0"/>
+          <w:bCs w:val="0"/>
+          <w:color w:val="CCCCCC"/>
+          <w:sz w:val="16"/>
+          <w:szCs w:val="16"/>
+        </w:rPr>
+      </w:pPr>
+      <w:r>
+        <w:rPr>
+          <w:rFonts w:hint="default"/>
+          <w:lang w:val="vi-VN"/>
+        </w:rPr>
+        <w:t xml:space="preserve">- </w:t>
+      </w:r>
+      <w:r>
+        <w:rPr>
+          <w:rFonts w:hint="default" w:ascii="Consolas" w:hAnsi="Consolas" w:eastAsia="Consolas" w:cs="Consolas"/>
+          <w:b w:val="0"/>
+          <w:bCs w:val="0"/>
+          <w:color w:val="CCCCCC"/>
+          <w:kern w:val="0"/>
+          <w:sz w:val="16"/>
+          <w:szCs w:val="16"/>
+          <w:shd w:val="clear" w:fill="1F1F1F"/>
+          <w:lang w:val="en-US" w:eastAsia="zh-CN" w:bidi="ar"/>
+        </w:rPr>
+        <w:t>Reusability</w:t>
+      </w:r>
+      <w:bookmarkStart w:id="0" w:name="_GoBack"/>
+      <w:bookmarkEnd w:id="0"/>
+    </w:p>
+    <w:p>
+      <w:pPr>
+        <w:numPr>
+          <w:numId w:val="0"/>
+        </w:numPr>
+        <w:rPr>
+          <w:rFonts w:hint="default"/>
+          <w:lang w:val="vi-VN"/>
+        </w:rPr>
+      </w:pPr>
     </w:p>
     <w:p>
       <w:pPr>
@@ -257,7 +389,14 @@
           <w:rFonts w:hint="default"/>
           <w:lang w:val="en-US"/>
         </w:rPr>
-        <w:t>Thêm yếu tố measurable, testable.. (1 cột mới) cho mỗi US</w:t>
+        <w:t xml:space="preserve">Thêm yếu tố measurable, testable.. </w:t>
+      </w:r>
+      <w:r>
+        <w:rPr>
+          <w:rFonts w:hint="default"/>
+          <w:lang w:val="vi-VN"/>
+        </w:rPr>
+        <w:t>cho cột Quality attributes cho mỗi US</w:t>
       </w:r>
     </w:p>
     <w:p>
@@ -512,8 +651,6 @@
         </w:rPr>
         <w:t>User story</w:t>
       </w:r>
-      <w:bookmarkStart w:id="0" w:name="_GoBack"/>
-      <w:bookmarkEnd w:id="0"/>
     </w:p>
     <w:p>
       <w:pPr>

--- a/Notice for Food Delivery.docx
+++ b/Notice for Food Delivery.docx
@@ -211,12 +211,14 @@
         </w:numPr>
         <w:rPr>
           <w:rFonts w:hint="default"/>
-          <w:lang w:val="en-US"/>
-        </w:rPr>
-      </w:pPr>
-      <w:r>
-        <w:rPr>
-          <w:rFonts w:hint="default"/>
+          <w:color w:val="00B050"/>
+          <w:lang w:val="en-US"/>
+        </w:rPr>
+      </w:pPr>
+      <w:r>
+        <w:rPr>
+          <w:rFonts w:hint="default"/>
+          <w:color w:val="00B050"/>
           <w:lang w:val="en-US"/>
         </w:rPr>
         <w:t>- Valueate User stories:</w:t>
@@ -230,92 +232,35 @@
         </w:numPr>
         <w:rPr>
           <w:rFonts w:hint="default"/>
-          <w:lang w:val="en-US"/>
-        </w:rPr>
-      </w:pPr>
-      <w:r>
-        <w:rPr>
-          <w:rFonts w:hint="default"/>
-          <w:lang w:val="en-US"/>
-        </w:rPr>
-        <w:t xml:space="preserve">Rarely use some quality attributes such as: </w:t>
-      </w:r>
-      <w:r>
-        <w:rPr>
-          <w:rFonts w:hint="default"/>
-          <w:color w:val="FF0000"/>
-          <w:lang w:val="en-US"/>
-        </w:rPr>
-        <w:t>Flexibility</w:t>
-      </w:r>
-      <w:r>
-        <w:rPr>
-          <w:rFonts w:hint="default"/>
-          <w:lang w:val="en-US"/>
-        </w:rPr>
-        <w:t xml:space="preserve">, </w:t>
-      </w:r>
-      <w:r>
-        <w:rPr>
-          <w:rFonts w:hint="default"/>
-          <w:color w:val="FF0000"/>
-          <w:lang w:val="en-US"/>
-        </w:rPr>
-        <w:t>Maintainability</w:t>
-      </w:r>
-      <w:r>
-        <w:rPr>
-          <w:rFonts w:hint="default"/>
-          <w:lang w:val="en-US"/>
-        </w:rPr>
-        <w:t xml:space="preserve">, </w:t>
-      </w:r>
-      <w:r>
-        <w:rPr>
-          <w:rFonts w:hint="default"/>
           <w:color w:val="00B050"/>
           <w:lang w:val="en-US"/>
         </w:rPr>
-        <w:t>Reusability</w:t>
-      </w:r>
-      <w:r>
-        <w:rPr>
-          <w:rFonts w:hint="default"/>
-          <w:lang w:val="en-US"/>
-        </w:rPr>
-        <w:t xml:space="preserve">, </w:t>
-      </w:r>
-      <w:r>
-        <w:rPr>
-          <w:rFonts w:hint="default"/>
-          <w:color w:val="FF0000"/>
-          <w:lang w:val="en-US"/>
-        </w:rPr>
-        <w:t>Manageability</w:t>
-      </w:r>
-      <w:r>
-        <w:rPr>
-          <w:rFonts w:hint="default"/>
-          <w:lang w:val="en-US"/>
-        </w:rPr>
-        <w:t xml:space="preserve">,  </w:t>
-      </w:r>
-      <w:r>
-        <w:rPr>
-          <w:rFonts w:hint="default"/>
-          <w:color w:val="FF0000"/>
-          <w:lang w:val="en-US"/>
-        </w:rPr>
-        <w:t>Supportability</w:t>
-      </w:r>
-    </w:p>
-    <w:p>
-      <w:pPr>
-        <w:numPr>
-          <w:numId w:val="0"/>
-        </w:numPr>
-        <w:rPr>
-          <w:rFonts w:hint="default"/>
+      </w:pPr>
+      <w:r>
+        <w:rPr>
+          <w:rFonts w:hint="default"/>
+          <w:color w:val="00B050"/>
+          <w:lang w:val="en-US"/>
+        </w:rPr>
+        <w:t xml:space="preserve">Rarely use some quality attributes such as: Flexibility, Maintainability, </w:t>
+      </w:r>
+      <w:r>
+        <w:rPr>
+          <w:rFonts w:hint="default"/>
+          <w:color w:val="00B050"/>
+          <w:lang w:val="en-US"/>
+        </w:rPr>
+        <w:t>Reusability, Manageability,  Supportability</w:t>
+      </w:r>
+    </w:p>
+    <w:p>
+      <w:pPr>
+        <w:numPr>
+          <w:numId w:val="0"/>
+        </w:numPr>
+        <w:rPr>
+          <w:rFonts w:hint="default"/>
+          <w:color w:val="00B050"/>
           <w:lang w:val="en-US"/>
         </w:rPr>
       </w:pPr>
@@ -333,7 +278,7 @@
           <w:rFonts w:ascii="Consolas" w:hAnsi="Consolas" w:eastAsia="Consolas" w:cs="Consolas"/>
           <w:b w:val="0"/>
           <w:bCs w:val="0"/>
-          <w:color w:val="CCCCCC"/>
+          <w:color w:val="00B050"/>
           <w:sz w:val="16"/>
           <w:szCs w:val="16"/>
         </w:rPr>
@@ -341,6 +286,7 @@
       <w:r>
         <w:rPr>
           <w:rFonts w:hint="default"/>
+          <w:color w:val="00B050"/>
           <w:lang w:val="vi-VN"/>
         </w:rPr>
         <w:t xml:space="preserve">- </w:t>
@@ -350,7 +296,7 @@
           <w:rFonts w:hint="default" w:ascii="Consolas" w:hAnsi="Consolas" w:eastAsia="Consolas" w:cs="Consolas"/>
           <w:b w:val="0"/>
           <w:bCs w:val="0"/>
-          <w:color w:val="CCCCCC"/>
+          <w:color w:val="00B050"/>
           <w:kern w:val="0"/>
           <w:sz w:val="16"/>
           <w:szCs w:val="16"/>
@@ -359,34 +305,44 @@
         </w:rPr>
         <w:t>Reusability</w:t>
       </w:r>
+    </w:p>
+    <w:p>
+      <w:pPr>
+        <w:numPr>
+          <w:numId w:val="0"/>
+        </w:numPr>
+        <w:rPr>
+          <w:rFonts w:hint="default"/>
+          <w:color w:val="00B050"/>
+          <w:lang w:val="vi-VN"/>
+        </w:rPr>
+      </w:pPr>
+    </w:p>
+    <w:p>
+      <w:pPr>
+        <w:numPr>
+          <w:ilvl w:val="0"/>
+          <w:numId w:val="2"/>
+        </w:numPr>
+        <w:rPr>
+          <w:rFonts w:hint="default"/>
+          <w:color w:val="FF0000"/>
+          <w:lang w:val="en-US"/>
+        </w:rPr>
+      </w:pPr>
       <w:bookmarkStart w:id="0" w:name="_GoBack"/>
-      <w:bookmarkEnd w:id="0"/>
-    </w:p>
-    <w:p>
-      <w:pPr>
-        <w:numPr>
-          <w:numId w:val="0"/>
-        </w:numPr>
-        <w:rPr>
-          <w:rFonts w:hint="default"/>
+      <w:r>
+        <w:rPr>
+          <w:rFonts w:hint="default"/>
+          <w:color w:val="FF0000"/>
           <w:lang w:val="vi-VN"/>
         </w:rPr>
-      </w:pPr>
-    </w:p>
-    <w:p>
-      <w:pPr>
-        <w:numPr>
-          <w:ilvl w:val="0"/>
-          <w:numId w:val="2"/>
-        </w:numPr>
-        <w:rPr>
-          <w:rFonts w:hint="default"/>
-          <w:lang w:val="en-US"/>
-        </w:rPr>
-      </w:pPr>
-      <w:r>
-        <w:rPr>
-          <w:rFonts w:hint="default"/>
+        <w:t xml:space="preserve">HIện tại bạn đề xuất các yếu tố Quality attribute tui thấy ổn rồi, nhưng chúng có vẻ chưa measureable and testable. Giờ hãy </w:t>
+      </w:r>
+      <w:r>
+        <w:rPr>
+          <w:rFonts w:hint="default"/>
+          <w:color w:val="FF0000"/>
           <w:lang w:val="en-US"/>
         </w:rPr>
         <w:t xml:space="preserve">Thêm yếu tố measurable, testable.. </w:t>
@@ -394,11 +350,13 @@
       <w:r>
         <w:rPr>
           <w:rFonts w:hint="default"/>
+          <w:color w:val="FF0000"/>
           <w:lang w:val="vi-VN"/>
         </w:rPr>
-        <w:t>cho cột Quality attributes cho mỗi US</w:t>
-      </w:r>
-    </w:p>
+        <w:t>cho cột Quality attributes cho mỗi US để làm rõ là chúng cần phải làm tốt tới mức nào (thí dụ search phải phản hồi trong &lt; 2s.. gì đó)</w:t>
+      </w:r>
+    </w:p>
+    <w:bookmarkEnd w:id="0"/>
     <w:p>
       <w:pPr>
         <w:numPr>
